--- a/NIST-CSF-2/CSW-CSF-Reference-Design.docx
+++ b/NIST-CSF-2/CSW-CSF-Reference-Design.docx
@@ -28,7 +28,7 @@
         </w:p>
       </w:sdtContent>
     </w:sdt>
-    <w:bookmarkStart w:id="51" w:name="Xee1aa6d1bb772972f4fd999e8243b151cdf2953"/>
+    <w:bookmarkStart w:id="52" w:name="Xee1aa6d1bb772972f4fd999e8243b151cdf2953"/>
     <w:p>
       <w:pPr>
         <w:pStyle w:val="Heading1"/>
@@ -37,13 +37,13 @@
         <w:t xml:space="preserve">Cisco Secure Workload — NIST Cybersecurity Framework 2.0</w:t>
       </w:r>
     </w:p>
-    <w:bookmarkStart w:id="9" w:name="X30fa009e211aea81084de1e43dcba6e94c13f43"/>
+    <w:bookmarkStart w:id="9" w:name="X425fc6c36110703432c404cf23f6662505f9707"/>
     <w:p>
       <w:pPr>
         <w:pStyle w:val="Heading2"/>
       </w:pPr>
       <w:r>
-        <w:t xml:space="preserve">Technical Runbook | Govern, Identify, Protect, Detect, Respond, Recover</w:t>
+        <w:t xml:space="preserve">Reference Design | Govern, Identify, Protect, Detect, Respond, Recover</w:t>
       </w:r>
     </w:p>
     <w:p>
@@ -196,7 +196,7 @@
         <w:t xml:space="preserve"> </w:t>
       </w:r>
       <w:r>
-        <w:t xml:space="preserve">runbook is as the "where does CSW evidence land in the CSF</w:t>
+        <w:t xml:space="preserve">reference design is as the "where does CSW evidence land in the CSF</w:t>
       </w:r>
       <w:r>
         <w:t xml:space="preserve"> </w:t>
@@ -284,7 +284,7 @@
           <w:b/>
           <w:bCs/>
         </w:rPr>
-        <w:t xml:space="preserve">Questions this runbook helps you answer:</w:t>
+        <w:t xml:space="preserve">Questions this reference design helps you answer:</w:t>
       </w:r>
     </w:p>
     <w:p>
@@ -7151,7 +7151,7 @@
       </w:r>
     </w:p>
     <w:bookmarkEnd w:id="41"/>
-    <w:bookmarkStart w:id="48" w:name="X8f9a9f3252b5de75e1ac5a6dfab372422eeb4a5"/>
+    <w:bookmarkStart w:id="49" w:name="X8f9a9f3252b5de75e1ac5a6dfab372422eeb4a5"/>
     <w:p>
       <w:pPr>
         <w:pStyle w:val="Heading2"/>
@@ -7176,7 +7176,6 @@
     </w:p>
     <w:p>
       <w:pPr>
-        <w:pStyle w:val="Compact"/>
         <w:numPr>
           <w:ilvl w:val="0"/>
           <w:numId w:val="1019"/>
@@ -7248,7 +7247,7 @@
           <w:rPr>
             <w:rStyle w:val="Hyperlink"/>
           </w:rPr>
-          <w:t xml:space="preserve">800-53 runbook</w:t>
+          <w:t xml:space="preserve">800-53 reference design</w:t>
         </w:r>
       </w:hyperlink>
       <w:r>
@@ -7257,7 +7256,6 @@
     </w:p>
     <w:p>
       <w:pPr>
-        <w:pStyle w:val="Compact"/>
         <w:numPr>
           <w:ilvl w:val="0"/>
           <w:numId w:val="1019"/>
@@ -7329,7 +7327,7 @@
           <w:rPr>
             <w:rStyle w:val="Hyperlink"/>
           </w:rPr>
-          <w:t xml:space="preserve">800-207 runbook</w:t>
+          <w:t xml:space="preserve">800-207 reference design</w:t>
         </w:r>
       </w:hyperlink>
       <w:r>
@@ -7338,7 +7336,6 @@
     </w:p>
     <w:p>
       <w:pPr>
-        <w:pStyle w:val="Compact"/>
         <w:numPr>
           <w:ilvl w:val="0"/>
           <w:numId w:val="1019"/>
@@ -7377,7 +7374,7 @@
           <w:rPr>
             <w:rStyle w:val="Hyperlink"/>
           </w:rPr>
-          <w:t xml:space="preserve">CIS runbook</w:t>
+          <w:t xml:space="preserve">CIS reference design</w:t>
         </w:r>
       </w:hyperlink>
       <w:r>
@@ -7386,7 +7383,6 @@
     </w:p>
     <w:p>
       <w:pPr>
-        <w:pStyle w:val="Compact"/>
         <w:numPr>
           <w:ilvl w:val="0"/>
           <w:numId w:val="1019"/>
@@ -7419,7 +7415,7 @@
           <w:rPr>
             <w:rStyle w:val="Hyperlink"/>
           </w:rPr>
-          <w:t xml:space="preserve">CMMC runbook</w:t>
+          <w:t xml:space="preserve">CMMC reference design</w:t>
         </w:r>
       </w:hyperlink>
       <w:r>
@@ -7428,7 +7424,6 @@
     </w:p>
     <w:p>
       <w:pPr>
-        <w:pStyle w:val="Compact"/>
         <w:numPr>
           <w:ilvl w:val="0"/>
           <w:numId w:val="1019"/>
@@ -7461,7 +7456,7 @@
           <w:rPr>
             <w:rStyle w:val="Hyperlink"/>
           </w:rPr>
-          <w:t xml:space="preserve">ISO 27001 runbook</w:t>
+          <w:t xml:space="preserve">ISO 27001 reference design</w:t>
         </w:r>
       </w:hyperlink>
       <w:r>
@@ -7470,7 +7465,6 @@
     </w:p>
     <w:p>
       <w:pPr>
-        <w:pStyle w:val="Compact"/>
         <w:numPr>
           <w:ilvl w:val="0"/>
           <w:numId w:val="1019"/>
@@ -7503,11 +7497,46 @@
           <w:rPr>
             <w:rStyle w:val="Hyperlink"/>
           </w:rPr>
-          <w:t xml:space="preserve">CISA ZTMM runbook</w:t>
+          <w:t xml:space="preserve">CISA ZTMM reference design</w:t>
         </w:r>
       </w:hyperlink>
       <w:r>
         <w:t xml:space="preserve">.</w:t>
+      </w:r>
+    </w:p>
+    <w:p>
+      <w:pPr>
+        <w:numPr>
+          <w:ilvl w:val="0"/>
+          <w:numId w:val="1019"/>
+        </w:numPr>
+      </w:pPr>
+      <w:r>
+        <w:rPr>
+          <w:b/>
+          <w:bCs/>
+        </w:rPr>
+        <w:t xml:space="preserve">UK NCSC CAF v3.2</w:t>
+      </w:r>
+      <w:r>
+        <w:t xml:space="preserve"> </w:t>
+      </w:r>
+      <w:r>
+        <w:t xml:space="preserve">— CSF outcomes are the reuse language for CAF A–D (see</w:t>
+      </w:r>
+      <w:r>
+        <w:t xml:space="preserve"> </w:t>
+      </w:r>
+      <w:hyperlink r:id="rId48">
+        <w:r>
+          <w:rPr>
+            <w:rStyle w:val="Hyperlink"/>
+          </w:rPr>
+          <w:t xml:space="preserve">CAF crosswalk</w:t>
+        </w:r>
+      </w:hyperlink>
+      <w:r>
+        <w:t xml:space="preserve">).</w:t>
       </w:r>
     </w:p>
     <w:p>
@@ -7517,8 +7546,8 @@
         </w:pict>
       </w:r>
     </w:p>
-    <w:bookmarkEnd w:id="48"/>
-    <w:bookmarkStart w:id="50" w:name="X04f670042e62eae3fa205a1d6654d5f22ae8b78"/>
+    <w:bookmarkEnd w:id="49"/>
+    <w:bookmarkStart w:id="51" w:name="X04f670042e62eae3fa205a1d6654d5f22ae8b78"/>
     <w:p>
       <w:pPr>
         <w:pStyle w:val="Heading2"/>
@@ -7532,7 +7561,7 @@
         <w:pStyle w:val="FirstParagraph"/>
       </w:pPr>
       <w:r>
-        <w:t xml:space="preserve">This runbook is</w:t>
+        <w:t xml:space="preserve">This reference design is</w:t>
       </w:r>
       <w:r>
         <w:t xml:space="preserve"> </w:t>
@@ -7613,7 +7642,7 @@
       <w:r>
         <w:t xml:space="preserve"> </w:t>
       </w:r>
-      <w:hyperlink r:id="rId49">
+      <w:hyperlink r:id="rId50">
         <w:r>
           <w:rPr>
             <w:rStyle w:val="Hyperlink"/>
@@ -7769,8 +7798,8 @@
         <w:t xml:space="preserve">relied upon in a formal compliance engagement.</w:t>
       </w:r>
     </w:p>
-    <w:bookmarkEnd w:id="50"/>
     <w:bookmarkEnd w:id="51"/>
+    <w:bookmarkEnd w:id="52"/>
     <w:sectPr>
       <w:footnotePr>
         <w:numRestart w:val="eachSect"/>
